--- a/Templates/carta-responsiva.docx
+++ b/Templates/carta-responsiva.docx
@@ -193,26 +193,25 @@
         <w:spacing w:line="360" w:lineRule="auto"/>
         <w:ind/>
         <w:rPr>
-          <w:rFonts w:ascii="Calibri" w:hAnsi="Calibri"/>
-          <w:lang w:val="es-MX"/>
+          <w:rFonts w:ascii="Arial" w:hAnsi="Arial" w:cs="Arial"/>
         </w:rPr>
       </w:pPr>
       <w:r>
         <w:rPr>
-          <w:rFonts w:ascii="Calibri" w:hAnsi="Calibri"/>
+          <w:rFonts w:ascii="Arial" w:hAnsi="Arial" w:eastAsia="Arial" w:cs="Arial"/>
           <w:lang w:val="es-MX"/>
         </w:rPr>
         <w:t xml:space="preserve">A QUIEN CORRESPONDA:</w:t>
       </w:r>
       <w:r>
         <w:rPr>
-          <w:rFonts w:ascii="Calibri" w:hAnsi="Calibri"/>
+          <w:rFonts w:ascii="Arial" w:hAnsi="Arial" w:eastAsia="Arial" w:cs="Arial"/>
           <w:lang w:val="es-MX"/>
         </w:rPr>
       </w:r>
       <w:r>
         <w:rPr>
-          <w:rFonts w:ascii="Calibri" w:hAnsi="Calibri"/>
+          <w:rFonts w:ascii="Arial" w:hAnsi="Arial" w:eastAsia="Arial" w:cs="Arial"/>
           <w:lang w:val="es-MX"/>
         </w:rPr>
       </w:r>
@@ -225,25 +224,24 @@
         <w:ind/>
         <w:jc w:val="both"/>
         <w:rPr>
-          <w:rFonts w:ascii="Calibri" w:hAnsi="Calibri"/>
-          <w:lang w:val="es-MX"/>
+          <w:rFonts w:ascii="Arial" w:hAnsi="Arial" w:cs="Arial"/>
         </w:rPr>
       </w:pPr>
       <w:r>
         <w:rPr>
-          <w:rFonts w:ascii="Calibri" w:hAnsi="Calibri"/>
+          <w:rFonts w:ascii="Arial" w:hAnsi="Arial" w:eastAsia="Arial" w:cs="Arial"/>
           <w:lang w:val="es-MX"/>
         </w:rPr>
       </w:r>
       <w:r>
         <w:rPr>
-          <w:rFonts w:ascii="Calibri" w:hAnsi="Calibri"/>
+          <w:rFonts w:ascii="Arial" w:hAnsi="Arial" w:eastAsia="Arial" w:cs="Arial"/>
           <w:lang w:val="es-MX"/>
         </w:rPr>
       </w:r>
       <w:r>
         <w:rPr>
-          <w:rFonts w:ascii="Calibri" w:hAnsi="Calibri"/>
+          <w:rFonts w:ascii="Arial" w:hAnsi="Arial" w:eastAsia="Arial" w:cs="Arial"/>
           <w:lang w:val="es-MX"/>
         </w:rPr>
       </w:r>
@@ -256,26 +254,25 @@
         <w:ind/>
         <w:jc w:val="both"/>
         <w:rPr>
-          <w:rFonts w:ascii="Calibri" w:hAnsi="Calibri"/>
-          <w:lang w:val="es-MX"/>
+          <w:rFonts w:ascii="Arial" w:hAnsi="Arial" w:cs="Arial"/>
         </w:rPr>
       </w:pPr>
       <w:r>
         <w:rPr>
-          <w:rFonts w:ascii="Calibri" w:hAnsi="Calibri"/>
+          <w:rFonts w:ascii="Arial" w:hAnsi="Arial" w:eastAsia="Arial" w:cs="Arial"/>
           <w:lang w:val="es-MX"/>
         </w:rPr>
         <w:t xml:space="preserve">A traves de esta carta yo, {nombre_cliente} manifiesto mi conformidad con respecto a mi participacion en las actividades del lugar, las cuales se me advirtio serian de alto riesgo y peligro.</w:t>
       </w:r>
       <w:r>
         <w:rPr>
-          <w:rFonts w:ascii="Calibri" w:hAnsi="Calibri"/>
+          <w:rFonts w:ascii="Arial" w:hAnsi="Arial" w:eastAsia="Arial" w:cs="Arial"/>
           <w:lang w:val="es-MX"/>
         </w:rPr>
       </w:r>
       <w:r>
         <w:rPr>
-          <w:rFonts w:ascii="Calibri" w:hAnsi="Calibri"/>
+          <w:rFonts w:ascii="Arial" w:hAnsi="Arial" w:eastAsia="Arial" w:cs="Arial"/>
           <w:lang w:val="es-MX"/>
         </w:rPr>
       </w:r>
@@ -288,25 +285,24 @@
         <w:ind/>
         <w:jc w:val="both"/>
         <w:rPr>
-          <w:rFonts w:ascii="Calibri" w:hAnsi="Calibri"/>
-          <w:lang w:val="es-MX"/>
+          <w:rFonts w:ascii="Arial" w:hAnsi="Arial" w:cs="Arial"/>
         </w:rPr>
       </w:pPr>
       <w:r>
         <w:rPr>
-          <w:rFonts w:ascii="Calibri" w:hAnsi="Calibri"/>
+          <w:rFonts w:ascii="Arial" w:hAnsi="Arial" w:eastAsia="Arial" w:cs="Arial"/>
           <w:lang w:val="es-MX"/>
         </w:rPr>
       </w:r>
       <w:r>
         <w:rPr>
-          <w:rFonts w:ascii="Calibri" w:hAnsi="Calibri"/>
+          <w:rFonts w:ascii="Arial" w:hAnsi="Arial" w:eastAsia="Arial" w:cs="Arial"/>
           <w:lang w:val="es-MX"/>
         </w:rPr>
       </w:r>
       <w:r>
         <w:rPr>
-          <w:rFonts w:ascii="Calibri" w:hAnsi="Calibri"/>
+          <w:rFonts w:ascii="Arial" w:hAnsi="Arial" w:eastAsia="Arial" w:cs="Arial"/>
           <w:lang w:val="es-MX"/>
         </w:rPr>
       </w:r>
@@ -319,68 +315,67 @@
         <w:ind/>
         <w:jc w:val="both"/>
         <w:rPr>
-          <w:rFonts w:ascii="Calibri" w:hAnsi="Calibri"/>
-          <w:lang w:val="es-MX"/>
+          <w:rFonts w:ascii="Arial" w:hAnsi="Arial" w:cs="Arial"/>
         </w:rPr>
       </w:pPr>
       <w:r>
         <w:rPr>
-          <w:rFonts w:ascii="Calibri" w:hAnsi="Calibri"/>
+          <w:rFonts w:ascii="Arial" w:hAnsi="Arial" w:eastAsia="Arial" w:cs="Arial"/>
           <w:lang w:val="es-MX"/>
         </w:rPr>
         <w:t xml:space="preserve">Soy conciente de la responsabilidad derivada de mi participación y la de mis acompañantes en dichas </w:t>
       </w:r>
       <w:r>
         <w:rPr>
-          <w:rFonts w:ascii="Calibri" w:hAnsi="Calibri"/>
+          <w:rFonts w:ascii="Arial" w:hAnsi="Arial" w:eastAsia="Arial" w:cs="Arial"/>
           <w:lang w:val="es-MX"/>
         </w:rPr>
         <w:t xml:space="preserve">actividads</w:t>
       </w:r>
       <w:r>
         <w:rPr>
-          <w:rFonts w:ascii="Calibri" w:hAnsi="Calibri"/>
+          <w:rFonts w:ascii="Arial" w:hAnsi="Arial" w:eastAsia="Arial" w:cs="Arial"/>
           <w:lang w:val="es-MX"/>
         </w:rPr>
         <w:t xml:space="preserve"> </w:t>
       </w:r>
       <w:r>
         <w:rPr>
-          <w:rFonts w:ascii="Calibri" w:hAnsi="Calibri"/>
+          <w:rFonts w:ascii="Arial" w:hAnsi="Arial" w:eastAsia="Arial" w:cs="Arial"/>
           <w:lang w:val="es-MX"/>
         </w:rPr>
         <w:t xml:space="preserve">y eximo a los organizadores de cualquier responsabilidad civil o penal por conductas u omisiones</w:t>
       </w:r>
       <w:r>
         <w:rPr>
-          <w:rFonts w:ascii="Calibri" w:hAnsi="Calibri"/>
+          <w:rFonts w:ascii="Arial" w:hAnsi="Arial" w:eastAsia="Arial" w:cs="Arial"/>
           <w:lang w:val="es-MX"/>
         </w:rPr>
         <w:t xml:space="preserve"> a las reglas establecidas,</w:t>
       </w:r>
       <w:r>
         <w:rPr>
-          <w:rFonts w:ascii="Calibri" w:hAnsi="Calibri"/>
+          <w:rFonts w:ascii="Arial" w:hAnsi="Arial" w:eastAsia="Arial" w:cs="Arial"/>
           <w:lang w:val="es-MX"/>
         </w:rPr>
         <w:t xml:space="preserve"> </w:t>
       </w:r>
       <w:r>
         <w:rPr>
-          <w:rFonts w:ascii="Calibri" w:hAnsi="Calibri"/>
+          <w:rFonts w:ascii="Arial" w:hAnsi="Arial" w:eastAsia="Arial" w:cs="Arial"/>
           <w:lang w:val="es-MX"/>
         </w:rPr>
         <w:t xml:space="preserve">por lesiones o accidentes que pudieran ocurrir en el desarrollo de mi estancia en el lugar.</w:t>
       </w:r>
       <w:r>
         <w:rPr>
-          <w:rFonts w:ascii="Calibri" w:hAnsi="Calibri"/>
+          <w:rFonts w:ascii="Arial" w:hAnsi="Arial" w:eastAsia="Arial" w:cs="Arial"/>
           <w:lang w:val="es-MX"/>
         </w:rPr>
       </w:r>
       <w:r>
         <w:rPr>
-          <w:rFonts w:ascii="Calibri" w:hAnsi="Calibri"/>
+          <w:rFonts w:ascii="Arial" w:hAnsi="Arial" w:eastAsia="Arial" w:cs="Arial"/>
           <w:lang w:val="es-MX"/>
         </w:rPr>
       </w:r>
@@ -393,25 +388,24 @@
         <w:ind/>
         <w:jc w:val="both"/>
         <w:rPr>
-          <w:rFonts w:ascii="Calibri" w:hAnsi="Calibri"/>
-          <w:lang w:val="es-MX"/>
+          <w:rFonts w:ascii="Arial" w:hAnsi="Arial" w:cs="Arial"/>
         </w:rPr>
       </w:pPr>
       <w:r>
         <w:rPr>
-          <w:rFonts w:ascii="Calibri" w:hAnsi="Calibri"/>
+          <w:rFonts w:ascii="Arial" w:hAnsi="Arial" w:eastAsia="Arial" w:cs="Arial"/>
           <w:lang w:val="es-MX"/>
         </w:rPr>
       </w:r>
       <w:r>
         <w:rPr>
-          <w:rFonts w:ascii="Calibri" w:hAnsi="Calibri"/>
+          <w:rFonts w:ascii="Arial" w:hAnsi="Arial" w:eastAsia="Arial" w:cs="Arial"/>
           <w:lang w:val="es-MX"/>
         </w:rPr>
       </w:r>
       <w:r>
         <w:rPr>
-          <w:rFonts w:ascii="Calibri" w:hAnsi="Calibri"/>
+          <w:rFonts w:ascii="Arial" w:hAnsi="Arial" w:eastAsia="Arial" w:cs="Arial"/>
           <w:lang w:val="es-MX"/>
         </w:rPr>
       </w:r>
@@ -424,47 +418,46 @@
         <w:ind/>
         <w:jc w:val="both"/>
         <w:rPr>
-          <w:rFonts w:ascii="Calibri" w:hAnsi="Calibri"/>
-          <w:lang w:val="es-MX"/>
+          <w:rFonts w:ascii="Arial" w:hAnsi="Arial" w:cs="Arial"/>
         </w:rPr>
       </w:pPr>
       <w:r>
         <w:rPr>
-          <w:rFonts w:ascii="Calibri" w:hAnsi="Calibri"/>
+          <w:rFonts w:ascii="Arial" w:hAnsi="Arial" w:eastAsia="Arial" w:cs="Arial"/>
           <w:lang w:val="es-MX"/>
         </w:rPr>
         <w:t xml:space="preserve">Manifiesto que a la firma de la presente carta responsiva </w:t>
       </w:r>
       <w:r>
         <w:rPr>
-          <w:rFonts w:ascii="Calibri" w:hAnsi="Calibri"/>
+          <w:rFonts w:ascii="Arial" w:hAnsi="Arial" w:eastAsia="Arial" w:cs="Arial"/>
           <w:lang w:val="es-MX"/>
         </w:rPr>
         <w:t xml:space="preserve">conozco y acepto el reglamento del curso</w:t>
       </w:r>
       <w:r>
         <w:rPr>
-          <w:rFonts w:ascii="Calibri" w:hAnsi="Calibri"/>
+          <w:rFonts w:ascii="Arial" w:hAnsi="Arial" w:eastAsia="Arial" w:cs="Arial"/>
           <w:lang w:val="es-MX"/>
         </w:rPr>
         <w:t xml:space="preserve"> y es mi expresa voluntad a ser </w:t>
       </w:r>
       <w:r>
         <w:rPr>
-          <w:rFonts w:ascii="Calibri" w:hAnsi="Calibri"/>
+          <w:rFonts w:ascii="Arial" w:hAnsi="Arial" w:eastAsia="Arial" w:cs="Arial"/>
           <w:lang w:val="es-MX"/>
         </w:rPr>
         <w:t xml:space="preserve">participe en las  actividades del lugar.</w:t>
       </w:r>
       <w:r>
         <w:rPr>
-          <w:rFonts w:ascii="Calibri" w:hAnsi="Calibri"/>
+          <w:rFonts w:ascii="Arial" w:hAnsi="Arial" w:eastAsia="Arial" w:cs="Arial"/>
           <w:lang w:val="es-MX"/>
         </w:rPr>
       </w:r>
       <w:r>
         <w:rPr>
-          <w:rFonts w:ascii="Calibri" w:hAnsi="Calibri"/>
+          <w:rFonts w:ascii="Arial" w:hAnsi="Arial" w:eastAsia="Arial" w:cs="Arial"/>
           <w:lang w:val="es-MX"/>
         </w:rPr>
       </w:r>
@@ -746,6 +739,7 @@
       </w:r>
     </w:p>
     <w:sectPr>
+      <w:footerReference w:type="default" r:id="rId8"/>
       <w:footnotePr/>
       <w:endnotePr>
         <w:numFmt w:val="decimal"/>
@@ -790,6 +784,44 @@
     </w:p>
   </w:endnote>
 </w:endnotes>
+</file>
+
+<file path=word/footer1.xml><?xml version="1.0" encoding="utf-8"?>
+<w:ftr xmlns:wpc="http://schemas.microsoft.com/office/word/2010/wordprocessingCanvas" xmlns:mc="http://schemas.openxmlformats.org/markup-compatibility/2006" xmlns:o="urn:schemas-microsoft-com:office:office" xmlns:r="http://schemas.openxmlformats.org/officeDocument/2006/relationships" xmlns:m="http://schemas.openxmlformats.org/officeDocument/2006/math" xmlns:v="urn:schemas-microsoft-com:vml" xmlns:wp14="http://schemas.microsoft.com/office/word/2010/wordprocessingDrawing" xmlns:wp="http://schemas.openxmlformats.org/drawingml/2006/wordprocessingDrawing" xmlns:w10="urn:schemas-microsoft-com:office:word" xmlns:w="http://schemas.openxmlformats.org/wordprocessingml/2006/main" xmlns:w14="http://schemas.microsoft.com/office/word/2010/wordml" xmlns:w15="http://schemas.microsoft.com/office/word/2012/wordml" xmlns:wpg="http://schemas.microsoft.com/office/word/2010/wordprocessingGroup" xmlns:wpi="http://schemas.microsoft.com/office/word/2010/wordprocessingInk" xmlns:wne="http://schemas.microsoft.com/office/word/2006/wordml" xmlns:a="http://schemas.openxmlformats.org/drawingml/2006/main" xmlns:wps="http://schemas.microsoft.com/office/word/2010/wordprocessingShape" mc:Ignorable="w14 w15 wp14">
+  <w:p>
+    <w:pPr>
+      <w:pStyle w:val="867"/>
+      <w:pBdr/>
+      <w:spacing/>
+      <w:ind/>
+      <w:jc w:val="right"/>
+      <w:rPr>
+        <w:rFonts w:ascii="Arial" w:hAnsi="Arial" w:cs="Arial"/>
+        <w:sz w:val="20"/>
+        <w:szCs w:val="20"/>
+        <w:vertAlign w:val="baseline"/>
+      </w:rPr>
+    </w:pPr>
+    <w:r>
+      <w:rPr>
+        <w:rFonts w:ascii="Arial" w:hAnsi="Arial" w:eastAsia="Arial" w:cs="Arial"/>
+        <w:sz w:val="20"/>
+        <w:szCs w:val="20"/>
+        <w:vertAlign w:val="baseline"/>
+        <w:lang w:val="es-MX"/>
+      </w:rPr>
+      <w:t xml:space="preserve">Carta impresa el dia {fecha_impresion}</w:t>
+    </w:r>
+    <w:r>
+      <w:rPr>
+        <w:rFonts w:ascii="Arial" w:hAnsi="Arial" w:eastAsia="Arial" w:cs="Arial"/>
+        <w:sz w:val="20"/>
+        <w:szCs w:val="20"/>
+        <w:vertAlign w:val="baseline"/>
+      </w:rPr>
+    </w:r>
+  </w:p>
+</w:ftr>
 </file>
 
 <file path=word/footnotes.xml><?xml version="1.0" encoding="utf-8"?>
